--- a/Documentazione/RelazionebasiDiDati.docx
+++ b/Documentazione/RelazionebasiDiDati.docx
@@ -386,6 +386,14 @@
     </w:p>
     <w:sdt>
       <w:sdtPr>
+        <w:rPr>
+          <w:rFonts w:asciiTheme="minorHAnsi" w:eastAsiaTheme="minorHAnsi" w:hAnsiTheme="minorHAnsi" w:cstheme="minorBidi"/>
+          <w:color w:val="auto"/>
+          <w:sz w:val="22"/>
+          <w:szCs w:val="22"/>
+          <w:lang w:eastAsia="en-US"/>
+          <w14:ligatures w14:val="standardContextual"/>
+        </w:rPr>
         <w:id w:val="13590814"/>
         <w:docPartObj>
           <w:docPartGallery w:val="Table of Contents"/>
@@ -394,23 +402,29 @@
       </w:sdtPr>
       <w:sdtEndPr>
         <w:rPr>
-          <w:rFonts w:asciiTheme="minorHAnsi" w:eastAsiaTheme="minorHAnsi" w:hAnsiTheme="minorHAnsi" w:cstheme="minorBidi"/>
           <w:b/>
           <w:bCs/>
-          <w:color w:val="auto"/>
-          <w:sz w:val="22"/>
-          <w:szCs w:val="22"/>
-          <w:lang w:eastAsia="en-US"/>
-          <w14:ligatures w14:val="standardContextual"/>
         </w:rPr>
       </w:sdtEndPr>
       <w:sdtContent>
         <w:p>
           <w:pPr>
             <w:pStyle w:val="TOCHeading"/>
+            <w:rPr>
+              <w:lang w:val="it-IT"/>
+            </w:rPr>
           </w:pPr>
           <w:r>
-            <w:t>Contents</w:t>
+            <w:rPr>
+              <w:lang w:val="it-IT"/>
+            </w:rPr>
+            <w:t>I</w:t>
+          </w:r>
+          <w:r>
+            <w:rPr>
+              <w:lang w:val="it-IT"/>
+            </w:rPr>
+            <w:t>ndice</w:t>
           </w:r>
         </w:p>
         <w:p>
@@ -437,7 +451,7 @@
           <w:r>
             <w:fldChar w:fldCharType="separate"/>
           </w:r>
-          <w:hyperlink w:anchor="_Toc204733682" w:history="1">
+          <w:hyperlink w:anchor="_Toc204943763" w:history="1">
             <w:r>
               <w:rPr>
                 <w:rStyle w:val="Hyperlink"/>
@@ -466,7 +480,7 @@
                 <w:noProof/>
                 <w:webHidden/>
               </w:rPr>
-              <w:instrText xml:space="preserve"> PAGEREF _Toc204733682 \h </w:instrText>
+              <w:instrText xml:space="preserve"> PAGEREF _Toc204943763 \h </w:instrText>
             </w:r>
             <w:r>
               <w:rPr>
@@ -512,7 +526,7 @@
               <w:lang w:eastAsia="en-GB"/>
             </w:rPr>
           </w:pPr>
-          <w:hyperlink w:anchor="_Toc204733683" w:history="1">
+          <w:hyperlink w:anchor="_Toc204943764" w:history="1">
             <w:r>
               <w:rPr>
                 <w:rStyle w:val="Hyperlink"/>
@@ -540,7 +554,7 @@
                 <w:noProof/>
                 <w:webHidden/>
               </w:rPr>
-              <w:instrText xml:space="preserve"> PAGEREF _Toc204733683 \h </w:instrText>
+              <w:instrText xml:space="preserve"> PAGEREF _Toc204943764 \h </w:instrText>
             </w:r>
             <w:r>
               <w:rPr>
@@ -586,7 +600,7 @@
               <w:lang w:eastAsia="en-GB"/>
             </w:rPr>
           </w:pPr>
-          <w:hyperlink w:anchor="_Toc204733684" w:history="1">
+          <w:hyperlink w:anchor="_Toc204943765" w:history="1">
             <w:r>
               <w:rPr>
                 <w:rStyle w:val="Hyperlink"/>
@@ -614,7 +628,7 @@
                 <w:noProof/>
                 <w:webHidden/>
               </w:rPr>
-              <w:instrText xml:space="preserve"> PAGEREF _Toc204733684 \h </w:instrText>
+              <w:instrText xml:space="preserve"> PAGEREF _Toc204943765 \h </w:instrText>
             </w:r>
             <w:r>
               <w:rPr>
@@ -660,7 +674,7 @@
               <w:lang w:eastAsia="en-GB"/>
             </w:rPr>
           </w:pPr>
-          <w:hyperlink w:anchor="_Toc204733685" w:history="1">
+          <w:hyperlink w:anchor="_Toc204943766" w:history="1">
             <w:r>
               <w:rPr>
                 <w:rStyle w:val="Hyperlink"/>
@@ -688,7 +702,7 @@
                 <w:noProof/>
                 <w:webHidden/>
               </w:rPr>
-              <w:instrText xml:space="preserve"> PAGEREF _Toc204733685 \h </w:instrText>
+              <w:instrText xml:space="preserve"> PAGEREF _Toc204943766 \h </w:instrText>
             </w:r>
             <w:r>
               <w:rPr>
@@ -734,7 +748,7 @@
               <w:lang w:eastAsia="en-GB"/>
             </w:rPr>
           </w:pPr>
-          <w:hyperlink w:anchor="_Toc204733686" w:history="1">
+          <w:hyperlink w:anchor="_Toc204943767" w:history="1">
             <w:r>
               <w:rPr>
                 <w:rStyle w:val="Hyperlink"/>
@@ -762,7 +776,7 @@
                 <w:noProof/>
                 <w:webHidden/>
               </w:rPr>
-              <w:instrText xml:space="preserve"> PAGEREF _Toc204733686 \h </w:instrText>
+              <w:instrText xml:space="preserve"> PAGEREF _Toc204943767 \h </w:instrText>
             </w:r>
             <w:r>
               <w:rPr>
@@ -808,7 +822,7 @@
               <w:lang w:eastAsia="en-GB"/>
             </w:rPr>
           </w:pPr>
-          <w:hyperlink w:anchor="_Toc204733687" w:history="1">
+          <w:hyperlink w:anchor="_Toc204943768" w:history="1">
             <w:r>
               <w:rPr>
                 <w:rStyle w:val="Hyperlink"/>
@@ -836,7 +850,7 @@
                 <w:noProof/>
                 <w:webHidden/>
               </w:rPr>
-              <w:instrText xml:space="preserve"> PAGEREF _Toc204733687 \h </w:instrText>
+              <w:instrText xml:space="preserve"> PAGEREF _Toc204943768 \h </w:instrText>
             </w:r>
             <w:r>
               <w:rPr>
@@ -882,7 +896,7 @@
               <w:lang w:eastAsia="en-GB"/>
             </w:rPr>
           </w:pPr>
-          <w:hyperlink w:anchor="_Toc204733688" w:history="1">
+          <w:hyperlink w:anchor="_Toc204943769" w:history="1">
             <w:r>
               <w:rPr>
                 <w:rStyle w:val="Hyperlink"/>
@@ -910,7 +924,7 @@
                 <w:noProof/>
                 <w:webHidden/>
               </w:rPr>
-              <w:instrText xml:space="preserve"> PAGEREF _Toc204733688 \h </w:instrText>
+              <w:instrText xml:space="preserve"> PAGEREF _Toc204943769 \h </w:instrText>
             </w:r>
             <w:r>
               <w:rPr>
@@ -930,7 +944,7 @@
                 <w:noProof/>
                 <w:webHidden/>
               </w:rPr>
-              <w:t>7</w:t>
+              <w:t>8</w:t>
             </w:r>
             <w:r>
               <w:rPr>
@@ -956,7 +970,7 @@
               <w:lang w:eastAsia="en-GB"/>
             </w:rPr>
           </w:pPr>
-          <w:hyperlink w:anchor="_Toc204733689" w:history="1">
+          <w:hyperlink w:anchor="_Toc204943770" w:history="1">
             <w:r>
               <w:rPr>
                 <w:rStyle w:val="Hyperlink"/>
@@ -984,7 +998,7 @@
                 <w:noProof/>
                 <w:webHidden/>
               </w:rPr>
-              <w:instrText xml:space="preserve"> PAGEREF _Toc204733689 \h </w:instrText>
+              <w:instrText xml:space="preserve"> PAGEREF _Toc204943770 \h </w:instrText>
             </w:r>
             <w:r>
               <w:rPr>
@@ -1004,7 +1018,7 @@
                 <w:noProof/>
                 <w:webHidden/>
               </w:rPr>
-              <w:t>7</w:t>
+              <w:t>8</w:t>
             </w:r>
             <w:r>
               <w:rPr>
@@ -1030,7 +1044,7 @@
               <w:lang w:eastAsia="en-GB"/>
             </w:rPr>
           </w:pPr>
-          <w:hyperlink w:anchor="_Toc204733690" w:history="1">
+          <w:hyperlink w:anchor="_Toc204943771" w:history="1">
             <w:r>
               <w:rPr>
                 <w:rStyle w:val="Hyperlink"/>
@@ -1058,7 +1072,7 @@
                 <w:noProof/>
                 <w:webHidden/>
               </w:rPr>
-              <w:instrText xml:space="preserve"> PAGEREF _Toc204733690 \h </w:instrText>
+              <w:instrText xml:space="preserve"> PAGEREF _Toc204943771 \h </w:instrText>
             </w:r>
             <w:r>
               <w:rPr>
@@ -1104,7 +1118,7 @@
               <w:lang w:eastAsia="en-GB"/>
             </w:rPr>
           </w:pPr>
-          <w:hyperlink w:anchor="_Toc204733691" w:history="1">
+          <w:hyperlink w:anchor="_Toc204943772" w:history="1">
             <w:r>
               <w:rPr>
                 <w:rStyle w:val="Hyperlink"/>
@@ -1132,7 +1146,7 @@
                 <w:noProof/>
                 <w:webHidden/>
               </w:rPr>
-              <w:instrText xml:space="preserve"> PAGEREF _Toc204733691 \h </w:instrText>
+              <w:instrText xml:space="preserve"> PAGEREF _Toc204943772 \h </w:instrText>
             </w:r>
             <w:r>
               <w:rPr>
@@ -1152,7 +1166,7 @@
                 <w:noProof/>
                 <w:webHidden/>
               </w:rPr>
-              <w:t>10</w:t>
+              <w:t>11</w:t>
             </w:r>
             <w:r>
               <w:rPr>
@@ -1178,7 +1192,7 @@
               <w:lang w:eastAsia="en-GB"/>
             </w:rPr>
           </w:pPr>
-          <w:hyperlink w:anchor="_Toc204733692" w:history="1">
+          <w:hyperlink w:anchor="_Toc204943773" w:history="1">
             <w:r>
               <w:rPr>
                 <w:rStyle w:val="Hyperlink"/>
@@ -1206,7 +1220,7 @@
                 <w:noProof/>
                 <w:webHidden/>
               </w:rPr>
-              <w:instrText xml:space="preserve"> PAGEREF _Toc204733692 \h </w:instrText>
+              <w:instrText xml:space="preserve"> PAGEREF _Toc204943773 \h </w:instrText>
             </w:r>
             <w:r>
               <w:rPr>
@@ -1252,7 +1266,7 @@
               <w:lang w:eastAsia="en-GB"/>
             </w:rPr>
           </w:pPr>
-          <w:hyperlink w:anchor="_Toc204733693" w:history="1">
+          <w:hyperlink w:anchor="_Toc204943774" w:history="1">
             <w:r>
               <w:rPr>
                 <w:rStyle w:val="Hyperlink"/>
@@ -1280,7 +1294,7 @@
                 <w:noProof/>
                 <w:webHidden/>
               </w:rPr>
-              <w:instrText xml:space="preserve"> PAGEREF _Toc204733693 \h </w:instrText>
+              <w:instrText xml:space="preserve"> PAGEREF _Toc204943774 \h </w:instrText>
             </w:r>
             <w:r>
               <w:rPr>
@@ -1326,7 +1340,7 @@
               <w:lang w:eastAsia="en-GB"/>
             </w:rPr>
           </w:pPr>
-          <w:hyperlink w:anchor="_Toc204733694" w:history="1">
+          <w:hyperlink w:anchor="_Toc204943775" w:history="1">
             <w:r>
               <w:rPr>
                 <w:rStyle w:val="Hyperlink"/>
@@ -1354,7 +1368,7 @@
                 <w:noProof/>
                 <w:webHidden/>
               </w:rPr>
-              <w:instrText xml:space="preserve"> PAGEREF _Toc204733694 \h </w:instrText>
+              <w:instrText xml:space="preserve"> PAGEREF _Toc204943775 \h </w:instrText>
             </w:r>
             <w:r>
               <w:rPr>
@@ -1400,7 +1414,7 @@
               <w:lang w:eastAsia="en-GB"/>
             </w:rPr>
           </w:pPr>
-          <w:hyperlink w:anchor="_Toc204733695" w:history="1">
+          <w:hyperlink w:anchor="_Toc204943776" w:history="1">
             <w:r>
               <w:rPr>
                 <w:rStyle w:val="Hyperlink"/>
@@ -1428,7 +1442,7 @@
                 <w:noProof/>
                 <w:webHidden/>
               </w:rPr>
-              <w:instrText xml:space="preserve"> PAGEREF _Toc204733695 \h </w:instrText>
+              <w:instrText xml:space="preserve"> PAGEREF _Toc204943776 \h </w:instrText>
             </w:r>
             <w:r>
               <w:rPr>
@@ -1474,7 +1488,7 @@
               <w:lang w:eastAsia="en-GB"/>
             </w:rPr>
           </w:pPr>
-          <w:hyperlink w:anchor="_Toc204733696" w:history="1">
+          <w:hyperlink w:anchor="_Toc204943777" w:history="1">
             <w:r>
               <w:rPr>
                 <w:rStyle w:val="Hyperlink"/>
@@ -1502,7 +1516,7 @@
                 <w:noProof/>
                 <w:webHidden/>
               </w:rPr>
-              <w:instrText xml:space="preserve"> PAGEREF _Toc204733696 \h </w:instrText>
+              <w:instrText xml:space="preserve"> PAGEREF _Toc204943777 \h </w:instrText>
             </w:r>
             <w:r>
               <w:rPr>
@@ -1548,7 +1562,7 @@
               <w:lang w:eastAsia="en-GB"/>
             </w:rPr>
           </w:pPr>
-          <w:hyperlink w:anchor="_Toc204733697" w:history="1">
+          <w:hyperlink w:anchor="_Toc204943778" w:history="1">
             <w:r>
               <w:rPr>
                 <w:rStyle w:val="Hyperlink"/>
@@ -1576,7 +1590,7 @@
                 <w:noProof/>
                 <w:webHidden/>
               </w:rPr>
-              <w:instrText xml:space="preserve"> PAGEREF _Toc204733697 \h </w:instrText>
+              <w:instrText xml:space="preserve"> PAGEREF _Toc204943778 \h </w:instrText>
             </w:r>
             <w:r>
               <w:rPr>
@@ -1622,7 +1636,7 @@
               <w:lang w:eastAsia="en-GB"/>
             </w:rPr>
           </w:pPr>
-          <w:hyperlink w:anchor="_Toc204733698" w:history="1">
+          <w:hyperlink w:anchor="_Toc204943779" w:history="1">
             <w:r>
               <w:rPr>
                 <w:rStyle w:val="Hyperlink"/>
@@ -1650,7 +1664,7 @@
                 <w:noProof/>
                 <w:webHidden/>
               </w:rPr>
-              <w:instrText xml:space="preserve"> PAGEREF _Toc204733698 \h </w:instrText>
+              <w:instrText xml:space="preserve"> PAGEREF _Toc204943779 \h </w:instrText>
             </w:r>
             <w:r>
               <w:rPr>
@@ -1671,6 +1685,80 @@
                 <w:webHidden/>
               </w:rPr>
               <w:t>14</w:t>
+            </w:r>
+            <w:r>
+              <w:rPr>
+                <w:noProof/>
+                <w:webHidden/>
+              </w:rPr>
+              <w:fldChar w:fldCharType="end"/>
+            </w:r>
+          </w:hyperlink>
+        </w:p>
+        <w:p>
+          <w:pPr>
+            <w:pStyle w:val="TOC1"/>
+            <w:tabs>
+              <w:tab w:val="right" w:leader="dot" w:pos="9628"/>
+            </w:tabs>
+            <w:rPr>
+              <w:rFonts w:eastAsiaTheme="minorEastAsia"/>
+              <w:noProof/>
+              <w:kern w:val="2"/>
+              <w:sz w:val="24"/>
+              <w:szCs w:val="24"/>
+              <w:lang w:eastAsia="en-GB"/>
+            </w:rPr>
+          </w:pPr>
+          <w:hyperlink w:anchor="_Toc204943780" w:history="1">
+            <w:r>
+              <w:rPr>
+                <w:rStyle w:val="Hyperlink"/>
+                <w:noProof/>
+                <w:lang w:val="it-IT"/>
+              </w:rPr>
+              <w:t>Appendice-Codice SQL Completo</w:t>
+            </w:r>
+            <w:r>
+              <w:rPr>
+                <w:noProof/>
+                <w:webHidden/>
+              </w:rPr>
+              <w:tab/>
+            </w:r>
+            <w:r>
+              <w:rPr>
+                <w:noProof/>
+                <w:webHidden/>
+              </w:rPr>
+              <w:fldChar w:fldCharType="begin"/>
+            </w:r>
+            <w:r>
+              <w:rPr>
+                <w:noProof/>
+                <w:webHidden/>
+              </w:rPr>
+              <w:instrText xml:space="preserve"> PAGEREF _Toc204943780 \h </w:instrText>
+            </w:r>
+            <w:r>
+              <w:rPr>
+                <w:noProof/>
+                <w:webHidden/>
+              </w:rPr>
+            </w:r>
+            <w:r>
+              <w:rPr>
+                <w:noProof/>
+                <w:webHidden/>
+              </w:rPr>
+              <w:fldChar w:fldCharType="separate"/>
+            </w:r>
+            <w:r>
+              <w:rPr>
+                <w:noProof/>
+                <w:webHidden/>
+              </w:rPr>
+              <w:t>15</w:t>
             </w:r>
             <w:r>
               <w:rPr>
@@ -1758,7 +1846,7 @@
         </w:rPr>
       </w:pPr>
       <w:bookmarkStart w:id="1" w:name="_Toc204715280"/>
-      <w:bookmarkStart w:id="2" w:name="_Toc204733682"/>
+      <w:bookmarkStart w:id="2" w:name="_Toc204943763"/>
       <w:r>
         <w:rPr>
           <w:rFonts w:ascii="Times New Roman" w:hAnsi="Times New Roman" w:cs="Times New Roman"/>
@@ -1779,7 +1867,7 @@
         </w:rPr>
       </w:pPr>
       <w:bookmarkStart w:id="3" w:name="_Toc204715281"/>
-      <w:bookmarkStart w:id="4" w:name="_Toc204733683"/>
+      <w:bookmarkStart w:id="4" w:name="_Toc204943764"/>
       <w:commentRangeStart w:id="5"/>
       <w:r>
         <w:rPr>
@@ -1941,7 +2029,8 @@
         </w:rPr>
       </w:pPr>
       <w:bookmarkStart w:id="6" w:name="_Toc204715282"/>
-      <w:bookmarkStart w:id="7" w:name="_Toc204733684"/>
+      <w:bookmarkStart w:id="7" w:name="_Toc204943765"/>
+      <w:commentRangeStart w:id="8"/>
       <w:r>
         <w:rPr>
           <w:lang w:val="it-IT"/>
@@ -1961,6 +2050,15 @@
         <w:t>asi</w:t>
       </w:r>
       <w:bookmarkEnd w:id="6"/>
+      <w:commentRangeEnd w:id="8"/>
+      <w:r>
+        <w:rPr>
+          <w:rStyle w:val="CommentReference"/>
+          <w:rFonts w:asciiTheme="minorHAnsi" w:eastAsiaTheme="minorHAnsi" w:hAnsiTheme="minorHAnsi" w:cstheme="minorBidi"/>
+          <w:color w:val="auto"/>
+        </w:rPr>
+        <w:commentReference w:id="8"/>
+      </w:r>
       <w:bookmarkEnd w:id="7"/>
     </w:p>
     <w:p>
@@ -1973,7 +2071,19 @@
         <w:rPr>
           <w:lang w:val="it-IT"/>
         </w:rPr>
-        <w:t>Di seguito la decomposizione del testo delle specifiche sui dati in gruppi di fasi.</w:t>
+        <w:t>Di seguito la decomposizione del testo delle specifiche sui dati in gruppi di f</w:t>
+      </w:r>
+      <w:r>
+        <w:rPr>
+          <w:lang w:val="it-IT"/>
+        </w:rPr>
+        <w:t>r</w:t>
+      </w:r>
+      <w:r>
+        <w:rPr>
+          <w:lang w:val="it-IT"/>
+        </w:rPr>
+        <w:t>asi.</w:t>
       </w:r>
     </w:p>
     <w:p>
@@ -2016,6 +2126,14 @@
         </w:rPr>
         <w:t>Ogni utente dispone di indirizzo email (univoco), nickname, password, nome, cognome, anno di nascita, luogo di nascita. Inoltre, ogni utente può indicare le proprie skill di curriculum</w:t>
       </w:r>
+      <w:r>
+        <w:rPr>
+          <w:rFonts w:cs="Times New Roman"/>
+          <w:kern w:val="2"/>
+          <w:lang w:val="it-IT"/>
+        </w:rPr>
+        <w:t>.</w:t>
+      </w:r>
     </w:p>
     <w:p>
       <w:pPr>
@@ -2162,7 +2280,7 @@
           <w:kern w:val="2"/>
           <w:lang w:val="it-IT"/>
         </w:rPr>
-        <w:t>Un utente creatore dispone anche dei campi: #nr_progetti (ridondanza concettuale, vedi sotto) ed affidabilità. Un utente creatore – e solo lui- può inserire uno o più progetti.</w:t>
+        <w:t>Un utente creatore dispone anche dei campi: #nr_progetti ed affidabilità. Un utente creatore – e solo lui- può inserire uno o più progetti.</w:t>
       </w:r>
     </w:p>
     <w:p>
@@ -2558,8 +2676,9 @@
           <w:lang w:val="it-IT"/>
         </w:rPr>
       </w:pPr>
-      <w:bookmarkStart w:id="8" w:name="_Toc204715283"/>
-      <w:bookmarkStart w:id="9" w:name="_Toc204733685"/>
+      <w:bookmarkStart w:id="9" w:name="_Toc204715283"/>
+      <w:bookmarkStart w:id="10" w:name="_Toc204943766"/>
+      <w:commentRangeStart w:id="11"/>
       <w:r>
         <w:rPr>
           <w:rFonts w:asciiTheme="minorHAnsi" w:hAnsiTheme="minorHAnsi"/>
@@ -2567,8 +2686,17 @@
         </w:rPr>
         <w:t>Lista delle operazioni</w:t>
       </w:r>
-      <w:bookmarkEnd w:id="8"/>
       <w:bookmarkEnd w:id="9"/>
+      <w:commentRangeEnd w:id="11"/>
+      <w:r>
+        <w:rPr>
+          <w:rStyle w:val="CommentReference"/>
+          <w:rFonts w:asciiTheme="minorHAnsi" w:eastAsiaTheme="minorHAnsi" w:hAnsiTheme="minorHAnsi" w:cstheme="minorBidi"/>
+          <w:color w:val="auto"/>
+        </w:rPr>
+        <w:commentReference w:id="11"/>
+      </w:r>
+      <w:bookmarkEnd w:id="10"/>
     </w:p>
     <w:p>
       <w:pPr>
@@ -2687,7 +2815,28 @@
           <w:rFonts w:cs="Times New Roman"/>
           <w:lang w:val="it-IT"/>
         </w:rPr>
-        <w:t>Visualizzazione delle foto di progetto</w:t>
+        <w:t>Visualizzazione delle foto d</w:t>
+      </w:r>
+      <w:r>
+        <w:rPr>
+          <w:rFonts w:cs="Times New Roman"/>
+          <w:lang w:val="it-IT"/>
+        </w:rPr>
+        <w:t>ei</w:t>
+      </w:r>
+      <w:r>
+        <w:rPr>
+          <w:rFonts w:cs="Times New Roman"/>
+          <w:lang w:val="it-IT"/>
+        </w:rPr>
+        <w:t xml:space="preserve"> progett</w:t>
+      </w:r>
+      <w:r>
+        <w:rPr>
+          <w:rFonts w:cs="Times New Roman"/>
+          <w:lang w:val="it-IT"/>
+        </w:rPr>
+        <w:t>i aperti</w:t>
       </w:r>
     </w:p>
     <w:p>
@@ -2708,7 +2857,21 @@
           <w:rFonts w:cs="Times New Roman"/>
           <w:lang w:val="it-IT"/>
         </w:rPr>
-        <w:t>Visualizzazione delle componenti (per progetti hardware)</w:t>
+        <w:t xml:space="preserve">Visualizzazione delle componenti (per progetti </w:t>
+      </w:r>
+      <w:r>
+        <w:rPr>
+          <w:rFonts w:cs="Times New Roman"/>
+          <w:lang w:val="it-IT"/>
+        </w:rPr>
+        <w:t xml:space="preserve">aperti </w:t>
+      </w:r>
+      <w:r>
+        <w:rPr>
+          <w:rFonts w:cs="Times New Roman"/>
+          <w:lang w:val="it-IT"/>
+        </w:rPr>
+        <w:t>hardware)</w:t>
       </w:r>
     </w:p>
     <w:p>
@@ -2729,7 +2892,21 @@
           <w:rFonts w:cs="Times New Roman"/>
           <w:lang w:val="it-IT"/>
         </w:rPr>
-        <w:t>Visualizzazione dei profili software (per progetti software)</w:t>
+        <w:t xml:space="preserve">Visualizzazione dei profili software (per progetti </w:t>
+      </w:r>
+      <w:r>
+        <w:rPr>
+          <w:rFonts w:cs="Times New Roman"/>
+          <w:lang w:val="it-IT"/>
+        </w:rPr>
+        <w:t xml:space="preserve">aperti </w:t>
+      </w:r>
+      <w:r>
+        <w:rPr>
+          <w:rFonts w:cs="Times New Roman"/>
+          <w:lang w:val="it-IT"/>
+        </w:rPr>
+        <w:t>software)</w:t>
       </w:r>
     </w:p>
     <w:p>
@@ -2750,23 +2927,7 @@
           <w:rFonts w:cs="Times New Roman"/>
           <w:lang w:val="it-IT"/>
         </w:rPr>
-        <w:t xml:space="preserve">Visualizzazione dei </w:t>
-      </w:r>
-      <w:proofErr w:type="spellStart"/>
-      <w:r>
-        <w:rPr>
-          <w:rFonts w:cs="Times New Roman"/>
-          <w:lang w:val="it-IT"/>
-        </w:rPr>
-        <w:t>reward</w:t>
-      </w:r>
-      <w:proofErr w:type="spellEnd"/>
-      <w:r>
-        <w:rPr>
-          <w:rFonts w:cs="Times New Roman"/>
-          <w:lang w:val="it-IT"/>
-        </w:rPr>
-        <w:t xml:space="preserve"> disponibili</w:t>
+        <w:t>Visualizzazione dell’esito delle candidature effettuate</w:t>
       </w:r>
     </w:p>
     <w:p>
@@ -2787,7 +2948,30 @@
           <w:rFonts w:cs="Times New Roman"/>
           <w:lang w:val="it-IT"/>
         </w:rPr>
-        <w:t>Finanziamento di un progetto aperto</w:t>
+        <w:t xml:space="preserve">Visualizzazione dei </w:t>
+      </w:r>
+      <w:proofErr w:type="spellStart"/>
+      <w:r>
+        <w:rPr>
+          <w:rFonts w:cs="Times New Roman"/>
+          <w:lang w:val="it-IT"/>
+        </w:rPr>
+        <w:t>reward</w:t>
+      </w:r>
+      <w:proofErr w:type="spellEnd"/>
+      <w:r>
+        <w:rPr>
+          <w:rFonts w:cs="Times New Roman"/>
+          <w:lang w:val="it-IT"/>
+        </w:rPr>
+        <w:t xml:space="preserve"> disponibili</w:t>
+      </w:r>
+      <w:r>
+        <w:rPr>
+          <w:rFonts w:cs="Times New Roman"/>
+          <w:lang w:val="it-IT"/>
+        </w:rPr>
+        <w:t xml:space="preserve"> dei progetti aperti</w:t>
       </w:r>
     </w:p>
     <w:p>
@@ -2808,23 +2992,14 @@
           <w:rFonts w:cs="Times New Roman"/>
           <w:lang w:val="it-IT"/>
         </w:rPr>
-        <w:t xml:space="preserve">Scelta della </w:t>
-      </w:r>
-      <w:proofErr w:type="spellStart"/>
+        <w:t>Finanziamento di un progetto aperto</w:t>
+      </w:r>
       <w:r>
         <w:rPr>
           <w:rFonts w:cs="Times New Roman"/>
           <w:lang w:val="it-IT"/>
         </w:rPr>
-        <w:t>reward</w:t>
-      </w:r>
-      <w:proofErr w:type="spellEnd"/>
-      <w:r>
-        <w:rPr>
-          <w:rFonts w:cs="Times New Roman"/>
-          <w:lang w:val="it-IT"/>
-        </w:rPr>
-        <w:t xml:space="preserve"> al momento del finanziamento </w:t>
+        <w:t xml:space="preserve"> con visualizzazione dell’importo rimanente al raggiungimento del budget richiesto</w:t>
       </w:r>
     </w:p>
     <w:p>
@@ -2845,7 +3020,23 @@
           <w:rFonts w:cs="Times New Roman"/>
           <w:lang w:val="it-IT"/>
         </w:rPr>
-        <w:t>Visualizzazione dei finanziamenti personali</w:t>
+        <w:t xml:space="preserve">Scelta della </w:t>
+      </w:r>
+      <w:proofErr w:type="spellStart"/>
+      <w:r>
+        <w:rPr>
+          <w:rFonts w:cs="Times New Roman"/>
+          <w:lang w:val="it-IT"/>
+        </w:rPr>
+        <w:t>reward</w:t>
+      </w:r>
+      <w:proofErr w:type="spellEnd"/>
+      <w:r>
+        <w:rPr>
+          <w:rFonts w:cs="Times New Roman"/>
+          <w:lang w:val="it-IT"/>
+        </w:rPr>
+        <w:t xml:space="preserve"> al momento del finanziamento </w:t>
       </w:r>
     </w:p>
     <w:p>
@@ -2866,7 +3057,35 @@
           <w:rFonts w:cs="Times New Roman"/>
           <w:lang w:val="it-IT"/>
         </w:rPr>
-        <w:t>Inserimento di un commento su un progetto</w:t>
+        <w:t>Visualizzazione</w:t>
+      </w:r>
+      <w:r>
+        <w:rPr>
+          <w:rFonts w:cs="Times New Roman"/>
+          <w:lang w:val="it-IT"/>
+        </w:rPr>
+        <w:t xml:space="preserve"> di</w:t>
+      </w:r>
+      <w:r>
+        <w:rPr>
+          <w:rFonts w:cs="Times New Roman"/>
+          <w:lang w:val="it-IT"/>
+        </w:rPr>
+        <w:t xml:space="preserve"> </w:t>
+      </w:r>
+      <w:r>
+        <w:rPr>
+          <w:rFonts w:cs="Times New Roman"/>
+          <w:lang w:val="it-IT"/>
+        </w:rPr>
+        <w:t>tutti i finanziamenti effettuati</w:t>
+      </w:r>
+      <w:r>
+        <w:rPr>
+          <w:rFonts w:cs="Times New Roman"/>
+          <w:lang w:val="it-IT"/>
+        </w:rPr>
+        <w:t xml:space="preserve"> da sé stesso</w:t>
       </w:r>
     </w:p>
     <w:p>
@@ -2887,7 +3106,7 @@
           <w:rFonts w:cs="Times New Roman"/>
           <w:lang w:val="it-IT"/>
         </w:rPr>
-        <w:t>Visualizzazione dei commenti e relative risposte</w:t>
+        <w:t>Inserimento di un commento su un progetto</w:t>
       </w:r>
     </w:p>
     <w:p>
@@ -2908,7 +3127,7 @@
           <w:rFonts w:cs="Times New Roman"/>
           <w:lang w:val="it-IT"/>
         </w:rPr>
-        <w:t xml:space="preserve">Inserimento candidatura su un profilo software </w:t>
+        <w:t>Visualizzazione dei commenti e relative risposte</w:t>
       </w:r>
     </w:p>
     <w:p>
@@ -2929,6 +3148,27 @@
           <w:rFonts w:cs="Times New Roman"/>
           <w:lang w:val="it-IT"/>
         </w:rPr>
+        <w:t xml:space="preserve">Inserimento candidatura su un profilo software </w:t>
+      </w:r>
+    </w:p>
+    <w:p>
+      <w:pPr>
+        <w:pStyle w:val="ListParagraph"/>
+        <w:numPr>
+          <w:ilvl w:val="0"/>
+          <w:numId w:val="1"/>
+        </w:numPr>
+        <w:jc w:val="both"/>
+        <w:rPr>
+          <w:rFonts w:cs="Times New Roman"/>
+          <w:lang w:val="it-IT"/>
+        </w:rPr>
+      </w:pPr>
+      <w:r>
+        <w:rPr>
+          <w:rFonts w:cs="Times New Roman"/>
+          <w:lang w:val="it-IT"/>
+        </w:rPr>
         <w:t>Visualizzazione informazioni personali, tra cui le proprie skill</w:t>
       </w:r>
     </w:p>
@@ -3074,6 +3314,7 @@
           <w:rFonts w:cs="Times New Roman"/>
           <w:lang w:val="it-IT"/>
         </w:rPr>
+        <w:lastRenderedPageBreak/>
         <w:t xml:space="preserve">Inserimento di </w:t>
       </w:r>
       <w:proofErr w:type="spellStart"/>
@@ -3132,7 +3373,6 @@
           <w:rFonts w:cs="Times New Roman"/>
           <w:lang w:val="it-IT"/>
         </w:rPr>
-        <w:lastRenderedPageBreak/>
         <w:t>Inserimento di skill richieste nei profili software</w:t>
       </w:r>
     </w:p>
@@ -3250,6 +3490,41 @@
     </w:p>
     <w:p>
       <w:pPr>
+        <w:pStyle w:val="ListParagraph"/>
+        <w:numPr>
+          <w:ilvl w:val="0"/>
+          <w:numId w:val="3"/>
+        </w:numPr>
+        <w:jc w:val="both"/>
+        <w:rPr>
+          <w:rFonts w:cs="Times New Roman"/>
+          <w:lang w:val="it-IT"/>
+        </w:rPr>
+      </w:pPr>
+      <w:r>
+        <w:rPr>
+          <w:rFonts w:cs="Times New Roman"/>
+          <w:lang w:val="it-IT"/>
+        </w:rPr>
+        <w:t xml:space="preserve">Visualizzazione dell’elenco dei finanziamenti effettuati </w:t>
+      </w:r>
+      <w:r>
+        <w:rPr>
+          <w:rFonts w:cs="Times New Roman"/>
+          <w:lang w:val="it-IT"/>
+        </w:rPr>
+        <w:t xml:space="preserve">da altri utenti </w:t>
+      </w:r>
+      <w:r>
+        <w:rPr>
+          <w:rFonts w:cs="Times New Roman"/>
+          <w:lang w:val="it-IT"/>
+        </w:rPr>
+        <w:t>sui propri progetti</w:t>
+      </w:r>
+    </w:p>
+    <w:p>
+      <w:pPr>
         <w:jc w:val="both"/>
         <w:rPr>
           <w:rFonts w:cs="Times New Roman"/>
@@ -3338,8 +3613,9 @@
           <w:lang w:val="it-IT"/>
         </w:rPr>
       </w:pPr>
-      <w:bookmarkStart w:id="10" w:name="_Toc204715284"/>
-      <w:bookmarkStart w:id="11" w:name="_Toc204733686"/>
+      <w:bookmarkStart w:id="12" w:name="_Toc204715284"/>
+      <w:bookmarkStart w:id="13" w:name="_Toc204943767"/>
+      <w:commentRangeStart w:id="14"/>
       <w:r>
         <w:rPr>
           <w:lang w:val="it-IT"/>
@@ -3352,18 +3628,54 @@
         </w:rPr>
         <w:t xml:space="preserve">   </w:t>
       </w:r>
-      <w:commentRangeStart w:id="12"/>
-      <w:commentRangeEnd w:id="12"/>
+      <w:commentRangeStart w:id="15"/>
+      <w:commentRangeEnd w:id="15"/>
       <w:r>
         <w:rPr>
           <w:rStyle w:val="CommentReference"/>
           <w:rFonts w:asciiTheme="minorHAnsi" w:eastAsiaTheme="minorHAnsi" w:hAnsiTheme="minorHAnsi" w:cstheme="minorBidi"/>
           <w:color w:val="auto"/>
         </w:rPr>
-        <w:commentReference w:id="12"/>
-      </w:r>
-      <w:bookmarkEnd w:id="10"/>
-      <w:bookmarkEnd w:id="11"/>
+        <w:commentReference w:id="15"/>
+      </w:r>
+      <w:bookmarkEnd w:id="12"/>
+      <w:commentRangeEnd w:id="14"/>
+      <w:r>
+        <w:rPr>
+          <w:rStyle w:val="CommentReference"/>
+          <w:rFonts w:asciiTheme="minorHAnsi" w:eastAsiaTheme="minorHAnsi" w:hAnsiTheme="minorHAnsi" w:cstheme="minorBidi"/>
+          <w:color w:val="auto"/>
+        </w:rPr>
+        <w:commentReference w:id="14"/>
+      </w:r>
+      <w:bookmarkEnd w:id="13"/>
+    </w:p>
+    <w:p>
+      <w:pPr>
+        <w:rPr>
+          <w:lang w:val="it-IT"/>
+        </w:rPr>
+      </w:pPr>
+      <w:r>
+        <w:rPr>
+          <w:lang w:val="it-IT"/>
+        </w:rPr>
+        <w:t xml:space="preserve">La tavola dei volumi fornisce una stima del numero di occorrenze di entità / relazioni </w:t>
+      </w:r>
+      <w:proofErr w:type="spellStart"/>
+      <w:r>
+        <w:rPr>
+          <w:lang w:val="it-IT"/>
+        </w:rPr>
+        <w:t>èpresenti</w:t>
+      </w:r>
+      <w:proofErr w:type="spellEnd"/>
+      <w:r>
+        <w:rPr>
+          <w:lang w:val="it-IT"/>
+        </w:rPr>
+        <w:t xml:space="preserve"> nel modello E-R</w:t>
+      </w:r>
     </w:p>
     <w:tbl>
       <w:tblPr>
@@ -3395,7 +3707,7 @@
                 <w:bCs/>
                 <w:lang w:val="it-IT"/>
               </w:rPr>
-              <w:t>Entità</w:t>
+              <w:t>Concetto</w:t>
             </w:r>
           </w:p>
         </w:tc>
@@ -4011,32 +4323,32 @@
           <w:lang w:val="it-IT"/>
         </w:rPr>
       </w:pPr>
-      <w:bookmarkStart w:id="13" w:name="_Toc204715285"/>
-      <w:bookmarkStart w:id="14" w:name="_Toc204733687"/>
+      <w:bookmarkStart w:id="16" w:name="_Toc204715285"/>
+      <w:bookmarkStart w:id="17" w:name="_Toc204943768"/>
       <w:r>
         <w:rPr>
           <w:lang w:val="it-IT"/>
         </w:rPr>
         <w:t xml:space="preserve">Glossario dei </w:t>
       </w:r>
-      <w:commentRangeStart w:id="15"/>
+      <w:commentRangeStart w:id="18"/>
       <w:r>
         <w:rPr>
           <w:lang w:val="it-IT"/>
         </w:rPr>
         <w:t>dati</w:t>
       </w:r>
-      <w:commentRangeEnd w:id="15"/>
+      <w:commentRangeEnd w:id="18"/>
       <w:r>
         <w:rPr>
           <w:rStyle w:val="CommentReference"/>
           <w:rFonts w:asciiTheme="minorHAnsi" w:eastAsiaTheme="minorHAnsi" w:hAnsiTheme="minorHAnsi" w:cstheme="minorBidi"/>
           <w:color w:val="auto"/>
         </w:rPr>
-        <w:commentReference w:id="15"/>
-      </w:r>
-      <w:bookmarkEnd w:id="13"/>
-      <w:bookmarkEnd w:id="14"/>
+        <w:commentReference w:id="18"/>
+      </w:r>
+      <w:bookmarkEnd w:id="16"/>
+      <w:bookmarkEnd w:id="17"/>
     </w:p>
     <w:tbl>
       <w:tblPr>
@@ -4171,6 +4483,7 @@
                 <w:rFonts w:ascii="Times New Roman" w:hAnsi="Times New Roman" w:cs="Times New Roman"/>
                 <w:lang w:val="it-IT"/>
               </w:rPr>
+              <w:lastRenderedPageBreak/>
               <w:t>Email</w:t>
             </w:r>
           </w:p>
@@ -4265,7 +4578,6 @@
                 <w:rFonts w:ascii="Times New Roman" w:hAnsi="Times New Roman" w:cs="Times New Roman"/>
                 <w:lang w:val="it-IT"/>
               </w:rPr>
-              <w:lastRenderedPageBreak/>
               <w:t>Skill</w:t>
             </w:r>
           </w:p>
@@ -4961,17 +5273,18 @@
           <w:lang w:val="it-IT"/>
         </w:rPr>
       </w:pPr>
-      <w:bookmarkStart w:id="16" w:name="_Toc204715286"/>
-      <w:bookmarkStart w:id="17" w:name="_Toc204733688"/>
+      <w:bookmarkStart w:id="19" w:name="_Toc204715286"/>
+      <w:bookmarkStart w:id="20" w:name="_Toc204943769"/>
       <w:r>
         <w:rPr>
           <w:color w:val="auto"/>
           <w:lang w:val="it-IT"/>
         </w:rPr>
+        <w:lastRenderedPageBreak/>
         <w:t>Progettazione Concettuale</w:t>
       </w:r>
-      <w:bookmarkEnd w:id="16"/>
-      <w:bookmarkEnd w:id="17"/>
+      <w:bookmarkEnd w:id="19"/>
+      <w:bookmarkEnd w:id="20"/>
     </w:p>
     <w:p>
       <w:pPr>
@@ -4980,26 +5293,26 @@
           <w:lang w:val="it-IT"/>
         </w:rPr>
       </w:pPr>
-      <w:bookmarkStart w:id="18" w:name="_Toc204715287"/>
-      <w:bookmarkStart w:id="19" w:name="_Toc204733689"/>
-      <w:commentRangeStart w:id="20"/>
+      <w:bookmarkStart w:id="21" w:name="_Toc204715287"/>
+      <w:bookmarkStart w:id="22" w:name="_Toc204943770"/>
+      <w:commentRangeStart w:id="23"/>
       <w:r>
         <w:rPr>
           <w:lang w:val="it-IT"/>
         </w:rPr>
         <w:t xml:space="preserve">Diagramma E-R </w:t>
       </w:r>
-      <w:commentRangeEnd w:id="20"/>
+      <w:commentRangeEnd w:id="23"/>
       <w:r>
         <w:rPr>
           <w:rStyle w:val="CommentReference"/>
           <w:rFonts w:asciiTheme="minorHAnsi" w:eastAsiaTheme="minorHAnsi" w:hAnsiTheme="minorHAnsi" w:cstheme="minorBidi"/>
           <w:color w:val="auto"/>
         </w:rPr>
-        <w:commentReference w:id="20"/>
-      </w:r>
-      <w:bookmarkEnd w:id="18"/>
-      <w:bookmarkEnd w:id="19"/>
+        <w:commentReference w:id="23"/>
+      </w:r>
+      <w:bookmarkEnd w:id="21"/>
+      <w:bookmarkEnd w:id="22"/>
     </w:p>
     <w:p>
       <w:pPr>
@@ -5033,8 +5346,8 @@
       <w:r>
         <w:rPr>
           <w:rFonts w:ascii="Times New Roman" w:hAnsi="Times New Roman" w:cs="Times New Roman"/>
-        </w:rPr>
-        <w:lastRenderedPageBreak/>
+          <w:noProof/>
+        </w:rPr>
         <w:drawing>
           <wp:inline distT="0" distB="0" distL="0" distR="0" wp14:anchorId="3A67D520" wp14:editId="7CB58539">
             <wp:extent cx="6658205" cy="4947274"/>
@@ -5092,16 +5405,16 @@
           <w:lang w:val="it-IT"/>
         </w:rPr>
       </w:pPr>
-      <w:bookmarkStart w:id="21" w:name="_Toc204715288"/>
-      <w:bookmarkStart w:id="22" w:name="_Toc204733690"/>
+      <w:bookmarkStart w:id="24" w:name="_Toc204715288"/>
+      <w:bookmarkStart w:id="25" w:name="_Toc204943771"/>
       <w:r>
         <w:rPr>
           <w:lang w:val="it-IT"/>
         </w:rPr>
         <w:t>Dizionario delle entità/relazioni</w:t>
       </w:r>
-      <w:bookmarkEnd w:id="21"/>
-      <w:bookmarkEnd w:id="22"/>
+      <w:bookmarkEnd w:id="24"/>
+      <w:bookmarkEnd w:id="25"/>
     </w:p>
     <w:p>
       <w:pPr>
@@ -5331,6 +5644,7 @@
               <w:rPr>
                 <w:lang w:val="it-IT"/>
               </w:rPr>
+              <w:lastRenderedPageBreak/>
               <w:t>Creatore</w:t>
             </w:r>
           </w:p>
@@ -5428,10 +5742,7 @@
               </w:rPr>
             </w:pPr>
             <w:r>
-              <w:t>Email (PK, FK),</w:t>
-            </w:r>
-            <w:r>
-              <w:t xml:space="preserve"> </w:t>
+              <w:t xml:space="preserve">Email (PK, FK), </w:t>
             </w:r>
             <w:proofErr w:type="spellStart"/>
             <w:r>
@@ -5514,7 +5825,6 @@
               <w:rPr>
                 <w:lang w:val="it-IT"/>
               </w:rPr>
-              <w:lastRenderedPageBreak/>
               <w:t>Progetto</w:t>
             </w:r>
           </w:p>
@@ -6441,6 +6751,7 @@
         <w:rPr>
           <w:lang w:val="it-IT"/>
         </w:rPr>
+        <w:lastRenderedPageBreak/>
         <w:t>Di seguito il dizionario delle relazioni con le relative entità-coinvolte e descrizioni.</w:t>
       </w:r>
     </w:p>
@@ -6594,7 +6905,6 @@
               <w:rPr>
                 <w:lang w:val="it-IT"/>
               </w:rPr>
-              <w:lastRenderedPageBreak/>
               <w:t>Possiede</w:t>
             </w:r>
           </w:p>
@@ -7429,16 +7739,16 @@
           <w:lang w:val="it-IT"/>
         </w:rPr>
       </w:pPr>
-      <w:bookmarkStart w:id="23" w:name="_Toc204715289"/>
-      <w:bookmarkStart w:id="24" w:name="_Toc204733691"/>
+      <w:bookmarkStart w:id="26" w:name="_Toc204715289"/>
+      <w:bookmarkStart w:id="27" w:name="_Toc204943772"/>
       <w:r>
         <w:rPr>
           <w:lang w:val="it-IT"/>
         </w:rPr>
         <w:t>Tavola delle business rules</w:t>
       </w:r>
-      <w:bookmarkEnd w:id="23"/>
-      <w:bookmarkEnd w:id="24"/>
+      <w:bookmarkEnd w:id="26"/>
+      <w:bookmarkEnd w:id="27"/>
     </w:p>
     <w:p>
       <w:pPr>
@@ -7486,7 +7796,6 @@
         <w:rPr>
           <w:lang w:val="it-IT"/>
         </w:rPr>
-        <w:lastRenderedPageBreak/>
         <w:t>Solo gli amministratori hanno il potere di popolare la lista delle competenze comuni alla piattaforma</w:t>
       </w:r>
     </w:p>
@@ -7719,6 +8028,37 @@
         </w:rPr>
         <w:t>Un utente può candidarsi una sola volta per lo stesso profilo</w:t>
       </w:r>
+      <w:bookmarkStart w:id="28" w:name="_Toc204715290"/>
+    </w:p>
+    <w:p>
+      <w:pPr>
+        <w:pStyle w:val="ListParagraph"/>
+        <w:numPr>
+          <w:ilvl w:val="0"/>
+          <w:numId w:val="6"/>
+        </w:numPr>
+        <w:rPr>
+          <w:lang w:val="it-IT"/>
+        </w:rPr>
+      </w:pPr>
+      <w:r>
+        <w:rPr>
+          <w:lang w:val="it-IT"/>
+        </w:rPr>
+        <w:t xml:space="preserve">Un utente </w:t>
+      </w:r>
+      <w:r>
+        <w:rPr>
+          <w:lang w:val="it-IT"/>
+        </w:rPr>
+        <w:t>può</w:t>
+      </w:r>
+      <w:r>
+        <w:rPr>
+          <w:lang w:val="it-IT"/>
+        </w:rPr>
+        <w:t xml:space="preserve"> inserire più finanziamenti per lo stesso progetto, ma in date diverse. </w:t>
+      </w:r>
     </w:p>
     <w:p>
       <w:pPr>
@@ -7727,17 +8067,15 @@
           <w:lang w:val="it-IT"/>
         </w:rPr>
       </w:pPr>
-      <w:bookmarkStart w:id="25" w:name="_Toc204715290"/>
-      <w:bookmarkStart w:id="26" w:name="_Toc204733692"/>
-      <w:r>
-        <w:rPr>
-          <w:color w:val="auto"/>
+      <w:bookmarkStart w:id="29" w:name="_Toc204943773"/>
+      <w:r>
+        <w:rPr>
           <w:lang w:val="it-IT"/>
         </w:rPr>
         <w:t>Progettazione Logica</w:t>
       </w:r>
-      <w:bookmarkEnd w:id="25"/>
-      <w:bookmarkEnd w:id="26"/>
+      <w:bookmarkEnd w:id="28"/>
+      <w:bookmarkEnd w:id="29"/>
     </w:p>
     <w:p>
       <w:pPr>
@@ -7746,24 +8084,24 @@
           <w:lang w:val="it-IT"/>
         </w:rPr>
       </w:pPr>
-      <w:bookmarkStart w:id="27" w:name="_Toc204733693"/>
-      <w:commentRangeStart w:id="28"/>
+      <w:bookmarkStart w:id="30" w:name="_Toc204943774"/>
+      <w:commentRangeStart w:id="31"/>
       <w:r>
         <w:rPr>
           <w:lang w:val="it-IT"/>
         </w:rPr>
         <w:t>Ristrutturazione dello schema concettuale</w:t>
       </w:r>
-      <w:commentRangeEnd w:id="28"/>
+      <w:commentRangeEnd w:id="31"/>
       <w:r>
         <w:rPr>
           <w:rStyle w:val="CommentReference"/>
           <w:rFonts w:asciiTheme="minorHAnsi" w:eastAsiaTheme="minorHAnsi" w:hAnsiTheme="minorHAnsi" w:cstheme="minorBidi"/>
           <w:color w:val="auto"/>
         </w:rPr>
-        <w:commentReference w:id="28"/>
-      </w:r>
-      <w:bookmarkEnd w:id="27"/>
+        <w:commentReference w:id="31"/>
+      </w:r>
+      <w:bookmarkEnd w:id="30"/>
     </w:p>
     <w:p>
       <w:pPr>
@@ -7772,14 +8110,14 @@
           <w:lang w:val="it-IT"/>
         </w:rPr>
       </w:pPr>
-      <w:bookmarkStart w:id="29" w:name="_Toc204733694"/>
+      <w:bookmarkStart w:id="32" w:name="_Toc204943775"/>
       <w:r>
         <w:rPr>
           <w:lang w:val="it-IT"/>
         </w:rPr>
         <w:t>Analisi delle ridondanze</w:t>
       </w:r>
-      <w:bookmarkEnd w:id="29"/>
+      <w:bookmarkEnd w:id="32"/>
     </w:p>
     <w:p>
       <w:pPr>
@@ -7789,7 +8127,7 @@
           <w:lang w:val="it-IT"/>
         </w:rPr>
       </w:pPr>
-      <w:commentRangeStart w:id="30"/>
+      <w:commentRangeStart w:id="33"/>
       <w:r>
         <w:rPr>
           <w:b/>
@@ -7798,12 +8136,12 @@
         </w:rPr>
         <w:t>Valutazione del campo #nr_progetti relativo ad un utente creatore</w:t>
       </w:r>
-      <w:commentRangeEnd w:id="30"/>
+      <w:commentRangeEnd w:id="33"/>
       <w:r>
         <w:rPr>
           <w:rStyle w:val="CommentReference"/>
         </w:rPr>
-        <w:commentReference w:id="30"/>
+        <w:commentReference w:id="33"/>
       </w:r>
     </w:p>
     <w:p>
@@ -8056,14 +8394,8 @@
         <w:rPr>
           <w:lang w:val="it-IT"/>
         </w:rPr>
-        <w:t xml:space="preserve">Dall’analisi delle ridondanze risulta che il costo senza ridondanza e quello con equivalgono entrambi a 2. I due approcci hanno quindi lo stesso costo. Visto che il campo è usato in statistiche ed è </w:t>
-      </w:r>
-      <w:r>
-        <w:rPr>
-          <w:lang w:val="it-IT"/>
-        </w:rPr>
         <w:lastRenderedPageBreak/>
-        <w:t>aggiornato solo in una specifica operazione (aggiunta di un nuovo progetto) è accettabile mantenerlo come ridondanza controllata.</w:t>
+        <w:t>Dall’analisi delle ridondanze risulta che il costo senza ridondanza e quello con equivalgono entrambi a 2. I due approcci hanno quindi lo stesso costo. Visto che il campo è usato in statistiche ed è aggiornato solo in una specifica operazione (aggiunta di un nuovo progetto) è accettabile mantenerlo come ridondanza controllata.</w:t>
       </w:r>
     </w:p>
     <w:p>
@@ -8073,14 +8405,14 @@
           <w:lang w:val="it-IT"/>
         </w:rPr>
       </w:pPr>
-      <w:bookmarkStart w:id="31" w:name="_Toc204733695"/>
+      <w:bookmarkStart w:id="34" w:name="_Toc204943776"/>
       <w:r>
         <w:rPr>
           <w:lang w:val="it-IT"/>
         </w:rPr>
         <w:t>Lista delle tabelle con vincoli di chiave</w:t>
       </w:r>
-      <w:bookmarkEnd w:id="31"/>
+      <w:bookmarkEnd w:id="34"/>
     </w:p>
     <w:p>
       <w:pPr>
@@ -8130,15 +8462,7 @@
           <w:bCs/>
           <w:lang w:val="it-IT"/>
         </w:rPr>
-        <w:t xml:space="preserve">: </w:t>
-      </w:r>
-      <w:r>
-        <w:rPr>
-          <w:b/>
-          <w:bCs/>
-          <w:lang w:val="it-IT"/>
-        </w:rPr>
-        <w:t>Email</w:t>
+        <w:t>: Email</w:t>
       </w:r>
       <w:r>
         <w:rPr>
@@ -9704,7 +10028,7 @@
           <w:lang w:val="it-IT"/>
         </w:rPr>
       </w:pPr>
-      <w:bookmarkStart w:id="32" w:name="_Toc204733696"/>
+      <w:bookmarkStart w:id="35" w:name="_Toc204943777"/>
       <w:r>
         <w:rPr>
           <w:lang w:val="it-IT"/>
@@ -9712,7 +10036,7 @@
         <w:lastRenderedPageBreak/>
         <w:t>Lista dei vincoli inter-relazionali</w:t>
       </w:r>
-      <w:bookmarkEnd w:id="32"/>
+      <w:bookmarkEnd w:id="35"/>
     </w:p>
     <w:p>
       <w:pPr>
@@ -10940,8 +11264,8 @@
           <w:lang w:val="it-IT"/>
         </w:rPr>
       </w:pPr>
-      <w:bookmarkStart w:id="33" w:name="_Toc204733697"/>
-      <w:commentRangeStart w:id="34"/>
+      <w:bookmarkStart w:id="36" w:name="_Toc204943778"/>
+      <w:commentRangeStart w:id="37"/>
       <w:r>
         <w:rPr>
           <w:color w:val="auto"/>
@@ -10949,16 +11273,16 @@
         </w:rPr>
         <w:t>Normalizzazione</w:t>
       </w:r>
-      <w:commentRangeEnd w:id="34"/>
+      <w:commentRangeEnd w:id="37"/>
       <w:r>
         <w:rPr>
           <w:rStyle w:val="CommentReference"/>
           <w:rFonts w:asciiTheme="minorHAnsi" w:eastAsiaTheme="minorHAnsi" w:hAnsiTheme="minorHAnsi" w:cstheme="minorBidi"/>
           <w:color w:val="auto"/>
         </w:rPr>
-        <w:commentReference w:id="34"/>
-      </w:r>
-      <w:bookmarkEnd w:id="33"/>
+        <w:commentReference w:id="37"/>
+      </w:r>
+      <w:bookmarkEnd w:id="36"/>
     </w:p>
     <w:p>
       <w:pPr>
@@ -11441,14 +11765,546 @@
           <w:lang w:val="it-IT"/>
         </w:rPr>
       </w:pPr>
-      <w:bookmarkStart w:id="35" w:name="_Toc204733698"/>
+      <w:bookmarkStart w:id="38" w:name="_Toc204943779"/>
+      <w:commentRangeStart w:id="39"/>
       <w:r>
         <w:rPr>
           <w:lang w:val="it-IT"/>
         </w:rPr>
         <w:t>Descrizione delle funzionalità dell’applicazione web</w:t>
       </w:r>
-      <w:bookmarkEnd w:id="35"/>
+      <w:commentRangeEnd w:id="39"/>
+      <w:r>
+        <w:rPr>
+          <w:rStyle w:val="CommentReference"/>
+          <w:rFonts w:asciiTheme="minorHAnsi" w:eastAsiaTheme="minorHAnsi" w:hAnsiTheme="minorHAnsi" w:cstheme="minorBidi"/>
+          <w:color w:val="auto"/>
+        </w:rPr>
+        <w:commentReference w:id="39"/>
+      </w:r>
+      <w:bookmarkEnd w:id="38"/>
+    </w:p>
+    <w:p>
+      <w:pPr>
+        <w:rPr>
+          <w:lang w:val="it-IT"/>
+        </w:rPr>
+      </w:pPr>
+      <w:r>
+        <w:rPr>
+          <w:lang w:val="it-IT"/>
+        </w:rPr>
+        <w:t>Il progetto sviluppato ha permesso di creare un’applicazione web</w:t>
+      </w:r>
+      <w:r>
+        <w:rPr>
+          <w:lang w:val="it-IT"/>
+        </w:rPr>
+        <w:t xml:space="preserve"> </w:t>
+      </w:r>
+      <w:r>
+        <w:rPr>
+          <w:lang w:val="it-IT"/>
+        </w:rPr>
+        <w:t xml:space="preserve">che si </w:t>
+      </w:r>
+      <w:r>
+        <w:rPr>
+          <w:lang w:val="it-IT"/>
+        </w:rPr>
+        <w:t xml:space="preserve">basa </w:t>
+      </w:r>
+      <w:r>
+        <w:rPr>
+          <w:lang w:val="it-IT"/>
+        </w:rPr>
+        <w:t xml:space="preserve">sulla facilitazione e </w:t>
+      </w:r>
+      <w:r>
+        <w:rPr>
+          <w:lang w:val="it-IT"/>
+        </w:rPr>
+        <w:t>sull’</w:t>
+      </w:r>
+      <w:r>
+        <w:rPr>
+          <w:lang w:val="it-IT"/>
+        </w:rPr>
+        <w:t>interazione</w:t>
+      </w:r>
+      <w:r>
+        <w:rPr>
+          <w:lang w:val="it-IT"/>
+        </w:rPr>
+        <w:t xml:space="preserve"> stessa</w:t>
+      </w:r>
+      <w:r>
+        <w:rPr>
+          <w:lang w:val="it-IT"/>
+        </w:rPr>
+        <w:t xml:space="preserve"> tra diverse tipologie di utenti: creatori di progetti, finanziatori e amministratori. </w:t>
+      </w:r>
+      <w:r>
+        <w:rPr>
+          <w:lang w:val="it-IT"/>
+        </w:rPr>
+        <w:t>Il sistema</w:t>
+      </w:r>
+      <w:r>
+        <w:rPr>
+          <w:lang w:val="it-IT"/>
+        </w:rPr>
+        <w:t xml:space="preserve"> </w:t>
+      </w:r>
+      <w:r>
+        <w:rPr>
+          <w:lang w:val="it-IT"/>
+        </w:rPr>
+        <w:t xml:space="preserve">vuole </w:t>
+      </w:r>
+      <w:r>
+        <w:rPr>
+          <w:lang w:val="it-IT"/>
+        </w:rPr>
+        <w:t xml:space="preserve"> fornire un'esperienza completa, dalla fase iniziale di ideazione di un progetto fino al suo completamento e gestione.</w:t>
+      </w:r>
+      <w:r>
+        <w:rPr>
+          <w:lang w:val="it-IT"/>
+        </w:rPr>
+        <w:t xml:space="preserve"> </w:t>
+      </w:r>
+    </w:p>
+    <w:p>
+      <w:pPr>
+        <w:rPr>
+          <w:lang w:val="it-IT"/>
+        </w:rPr>
+      </w:pPr>
+      <w:r>
+        <w:rPr>
+          <w:lang w:val="it-IT"/>
+        </w:rPr>
+        <w:t>Il flusso utente inizia con un'autenticazione sicura che assegna un ruolo specifico a ogni utente</w:t>
+      </w:r>
+      <w:r>
+        <w:rPr>
+          <w:lang w:val="it-IT"/>
+        </w:rPr>
+        <w:t xml:space="preserve"> o la registrazione</w:t>
+      </w:r>
+      <w:r>
+        <w:rPr>
+          <w:lang w:val="it-IT"/>
+        </w:rPr>
+        <w:t xml:space="preserve">. I ruoli sono stati progettati per delimitare le funzionalità disponibili, garantendo che ogni attore interagisca con la piattaforma in modo coerente e conforme alle proprie mansioni. </w:t>
+      </w:r>
+      <w:r>
+        <w:rPr>
+          <w:lang w:val="it-IT"/>
+        </w:rPr>
+        <w:t>U</w:t>
+      </w:r>
+      <w:r>
+        <w:rPr>
+          <w:lang w:val="it-IT"/>
+        </w:rPr>
+        <w:t xml:space="preserve">n utente registrato come </w:t>
+      </w:r>
+      <w:r>
+        <w:rPr>
+          <w:b/>
+          <w:bCs/>
+          <w:lang w:val="it-IT"/>
+        </w:rPr>
+        <w:t>"creatore"</w:t>
+      </w:r>
+      <w:r>
+        <w:rPr>
+          <w:lang w:val="it-IT"/>
+        </w:rPr>
+        <w:t xml:space="preserve"> ha la possibilità di proporre nuovi progetti. Questa azione dà il via a un </w:t>
+      </w:r>
+      <w:r>
+        <w:rPr>
+          <w:lang w:val="it-IT"/>
+        </w:rPr>
+        <w:lastRenderedPageBreak/>
+        <w:t>processo dettagliato che include la definizione del budget, la descrizione del progetto, l'impostazione di una data limite e la selezione di una tipologia (software o hardware). A seconda della tipologia, il sistema offre funzionalità specifiche: i progetti hardware permettono l'inserimento di una lista di componenti, mentre i progetti software consentono al creatore di specificare i profili professionali e le skill richieste per la squadra di sviluppo. Questa modularità garantisce che ogni progetto sia gestito con la specificità necessaria.</w:t>
+      </w:r>
+    </w:p>
+    <w:p>
+      <w:pPr>
+        <w:rPr>
+          <w:lang w:val="it-IT"/>
+        </w:rPr>
+      </w:pPr>
+      <w:r>
+        <w:rPr>
+          <w:lang w:val="it-IT"/>
+        </w:rPr>
+        <w:t xml:space="preserve">Per supportare la raccolta fondi, ogni progetto include una sezione dedicata alle </w:t>
+      </w:r>
+      <w:proofErr w:type="spellStart"/>
+      <w:r>
+        <w:rPr>
+          <w:b/>
+          <w:bCs/>
+          <w:lang w:val="it-IT"/>
+        </w:rPr>
+        <w:t>rewards</w:t>
+      </w:r>
+      <w:proofErr w:type="spellEnd"/>
+      <w:r>
+        <w:rPr>
+          <w:lang w:val="it-IT"/>
+        </w:rPr>
+        <w:t xml:space="preserve">, o "ricompense". I creatori possono definire una serie di incentivi per incoraggiare i finanziatori a contribuire. Il sistema </w:t>
+      </w:r>
+      <w:r>
+        <w:rPr>
+          <w:lang w:val="it-IT"/>
+        </w:rPr>
+        <w:t xml:space="preserve">permette all’utente di scegliere il </w:t>
+      </w:r>
+      <w:proofErr w:type="spellStart"/>
+      <w:r>
+        <w:rPr>
+          <w:lang w:val="it-IT"/>
+        </w:rPr>
+        <w:t>reward</w:t>
+      </w:r>
+      <w:proofErr w:type="spellEnd"/>
+      <w:r>
+        <w:rPr>
+          <w:lang w:val="it-IT"/>
+        </w:rPr>
+        <w:t xml:space="preserve"> desiderato a seguito del finanziamento</w:t>
+      </w:r>
+      <w:r>
+        <w:rPr>
+          <w:lang w:val="it-IT"/>
+        </w:rPr>
+        <w:t xml:space="preserve">. </w:t>
+      </w:r>
+      <w:r>
+        <w:rPr>
+          <w:lang w:val="it-IT"/>
+        </w:rPr>
+        <w:t>Nel meccanismo di</w:t>
+      </w:r>
+      <w:r>
+        <w:rPr>
+          <w:lang w:val="it-IT"/>
+        </w:rPr>
+        <w:t xml:space="preserve"> </w:t>
+      </w:r>
+      <w:r>
+        <w:rPr>
+          <w:b/>
+          <w:bCs/>
+          <w:lang w:val="it-IT"/>
+        </w:rPr>
+        <w:t>finanziamento</w:t>
+      </w:r>
+      <w:r>
+        <w:rPr>
+          <w:lang w:val="it-IT"/>
+        </w:rPr>
+        <w:t xml:space="preserve">, </w:t>
+      </w:r>
+      <w:r>
+        <w:rPr>
+          <w:lang w:val="it-IT"/>
+        </w:rPr>
+        <w:t>gli utenti possono versare importi a supporto dei progetti, e il sistema traccia in tempo reale il totale raccolto, mostrando in modo trasparente l'avanzamento verso l'obiettivo di budget.</w:t>
+      </w:r>
+    </w:p>
+    <w:p>
+      <w:pPr>
+        <w:rPr>
+          <w:lang w:val="it-IT"/>
+        </w:rPr>
+      </w:pPr>
+      <w:r>
+        <w:rPr>
+          <w:lang w:val="it-IT"/>
+        </w:rPr>
+        <w:t>Nei progetti di tipo software, il creatore può aprire posizioni lavorative per specifici profili</w:t>
+      </w:r>
+      <w:r>
+        <w:rPr>
+          <w:lang w:val="it-IT"/>
+        </w:rPr>
+        <w:t xml:space="preserve"> indicando le relative competenze richieste</w:t>
+      </w:r>
+      <w:r>
+        <w:rPr>
+          <w:lang w:val="it-IT"/>
+        </w:rPr>
+        <w:t>. Gli utenti interessati</w:t>
+      </w:r>
+      <w:r>
+        <w:rPr>
+          <w:lang w:val="it-IT"/>
+        </w:rPr>
+        <w:t xml:space="preserve">, se possiedono tutti i requisiti necessari, </w:t>
+      </w:r>
+      <w:r>
+        <w:rPr>
+          <w:lang w:val="it-IT"/>
+        </w:rPr>
+        <w:t xml:space="preserve">possono presentare una </w:t>
+      </w:r>
+      <w:r>
+        <w:rPr>
+          <w:b/>
+          <w:bCs/>
+          <w:lang w:val="it-IT"/>
+        </w:rPr>
+        <w:t>candidatura</w:t>
+      </w:r>
+      <w:r>
+        <w:rPr>
+          <w:lang w:val="it-IT"/>
+        </w:rPr>
+        <w:t>. Il creatore del progetto ha il pieno controllo di questa fase, potendo esaminare le candidature</w:t>
+      </w:r>
+      <w:r>
+        <w:rPr>
+          <w:lang w:val="it-IT"/>
+        </w:rPr>
+        <w:t xml:space="preserve"> e </w:t>
+      </w:r>
+      <w:r>
+        <w:rPr>
+          <w:lang w:val="it-IT"/>
+        </w:rPr>
+        <w:t xml:space="preserve">accettare o rifiutare i candidati. </w:t>
+      </w:r>
+    </w:p>
+    <w:p>
+      <w:pPr>
+        <w:rPr>
+          <w:lang w:val="it-IT"/>
+        </w:rPr>
+      </w:pPr>
+      <w:r>
+        <w:rPr>
+          <w:lang w:val="it-IT"/>
+        </w:rPr>
+        <w:t>Inoltre è pre</w:t>
+      </w:r>
+      <w:r>
+        <w:rPr>
+          <w:lang w:val="it-IT"/>
+        </w:rPr>
+        <w:t>sente</w:t>
+      </w:r>
+      <w:r>
+        <w:rPr>
+          <w:lang w:val="it-IT"/>
+        </w:rPr>
+        <w:t xml:space="preserve"> un sistema di </w:t>
+      </w:r>
+      <w:r>
+        <w:rPr>
+          <w:b/>
+          <w:bCs/>
+          <w:lang w:val="it-IT"/>
+        </w:rPr>
+        <w:t>commenti e risposte</w:t>
+      </w:r>
+      <w:r>
+        <w:rPr>
+          <w:lang w:val="it-IT"/>
+        </w:rPr>
+        <w:t xml:space="preserve"> </w:t>
+      </w:r>
+      <w:r>
+        <w:rPr>
+          <w:lang w:val="it-IT"/>
+        </w:rPr>
+        <w:t xml:space="preserve"> che </w:t>
+      </w:r>
+      <w:r>
+        <w:rPr>
+          <w:lang w:val="it-IT"/>
+        </w:rPr>
+        <w:t xml:space="preserve">favorisce la comunicazione aperta e diretta. </w:t>
+      </w:r>
+      <w:r>
+        <w:rPr>
+          <w:lang w:val="it-IT"/>
+        </w:rPr>
+        <w:t xml:space="preserve">Gli </w:t>
+      </w:r>
+      <w:r>
+        <w:rPr>
+          <w:lang w:val="it-IT"/>
+        </w:rPr>
+        <w:t>utenti possono porre domande sui progetti, mentre i creatori possono rispondere, creando</w:t>
+      </w:r>
+      <w:r>
+        <w:rPr>
+          <w:lang w:val="it-IT"/>
+        </w:rPr>
+        <w:t xml:space="preserve"> così un dialogo attivo</w:t>
+      </w:r>
+      <w:r>
+        <w:rPr>
+          <w:lang w:val="it-IT"/>
+        </w:rPr>
+        <w:t>.</w:t>
+      </w:r>
+    </w:p>
+    <w:p>
+      <w:pPr>
+        <w:rPr>
+          <w:lang w:val="it-IT"/>
+        </w:rPr>
+      </w:pPr>
+      <w:r>
+        <w:rPr>
+          <w:lang w:val="it-IT"/>
+        </w:rPr>
+        <w:t>Invece u</w:t>
+      </w:r>
+      <w:r>
+        <w:rPr>
+          <w:lang w:val="it-IT"/>
+        </w:rPr>
+        <w:t xml:space="preserve">n utente registrato come </w:t>
+      </w:r>
+      <w:r>
+        <w:rPr>
+          <w:b/>
+          <w:bCs/>
+          <w:lang w:val="it-IT"/>
+        </w:rPr>
+        <w:t>"</w:t>
+      </w:r>
+      <w:r>
+        <w:rPr>
+          <w:b/>
+          <w:bCs/>
+          <w:lang w:val="it-IT"/>
+        </w:rPr>
+        <w:t>amministratore</w:t>
+      </w:r>
+      <w:r>
+        <w:rPr>
+          <w:b/>
+          <w:bCs/>
+          <w:lang w:val="it-IT"/>
+        </w:rPr>
+        <w:t>"</w:t>
+      </w:r>
+      <w:r>
+        <w:rPr>
+          <w:b/>
+          <w:bCs/>
+          <w:lang w:val="it-IT"/>
+        </w:rPr>
+        <w:t>,</w:t>
+      </w:r>
+      <w:r>
+        <w:rPr>
+          <w:lang w:val="it-IT"/>
+        </w:rPr>
+        <w:t xml:space="preserve"> </w:t>
+      </w:r>
+      <w:r>
+        <w:rPr>
+          <w:lang w:val="it-IT"/>
+        </w:rPr>
+        <w:t>dopo aver inserito il proprio codice di sicurezza</w:t>
+      </w:r>
+      <w:r>
+        <w:rPr>
+          <w:lang w:val="it-IT"/>
+        </w:rPr>
+        <w:t>,</w:t>
+      </w:r>
+      <w:r>
+        <w:rPr>
+          <w:lang w:val="it-IT"/>
+        </w:rPr>
+        <w:t xml:space="preserve"> </w:t>
+      </w:r>
+      <w:r>
+        <w:rPr>
+          <w:lang w:val="it-IT"/>
+        </w:rPr>
+        <w:t>ha la possibilità</w:t>
+      </w:r>
+      <w:r>
+        <w:rPr>
+          <w:lang w:val="it-IT"/>
+        </w:rPr>
+        <w:t xml:space="preserve"> di popolare la lista delle compente che è comune a tutta la piattaforma</w:t>
+      </w:r>
+      <w:r>
+        <w:rPr>
+          <w:lang w:val="it-IT"/>
+        </w:rPr>
+        <w:t xml:space="preserve"> e verrà utilizzata dagli altri utenti.</w:t>
+      </w:r>
+    </w:p>
+    <w:p>
+      <w:pPr>
+        <w:rPr>
+          <w:lang w:val="it-IT"/>
+        </w:rPr>
+      </w:pPr>
+      <w:r>
+        <w:rPr>
+          <w:lang w:val="it-IT"/>
+        </w:rPr>
+        <w:t xml:space="preserve">Tutti gli utenti, indipendentemente dal loro ruolo, hanno la possibilità di visualizzare </w:t>
+      </w:r>
+      <w:r>
+        <w:rPr>
+          <w:lang w:val="it-IT"/>
+        </w:rPr>
+        <w:t>statistiche, classifiche, informazioni sui progetti aperti e di eseguire delle azioni di finanziamento o candidatura ai profili.</w:t>
+      </w:r>
+    </w:p>
+    <w:p>
+      <w:pPr>
+        <w:rPr>
+          <w:lang w:val="it-IT"/>
+        </w:rPr>
+      </w:pPr>
+      <w:r>
+        <w:rPr>
+          <w:lang w:val="it-IT"/>
+        </w:rPr>
+        <w:t>In aggiunta, la piattaforma gestisce in modo automatico la chiusura dei progetti. Un progetto viene chiuso se raggiunge il budget richiesto o se, al termine della data limite, l'obiettivo non è stato raggiunto. Questa automazione garantisce che le risorse e l'attenzione degli utenti siano sempre dirette verso iniziative attive e sostenibili.</w:t>
+      </w:r>
+    </w:p>
+    <w:p>
+      <w:pPr>
+        <w:rPr>
+          <w:lang w:val="it-IT"/>
+        </w:rPr>
+      </w:pPr>
+    </w:p>
+    <w:p>
+      <w:pPr>
+        <w:pStyle w:val="Heading1"/>
+        <w:rPr>
+          <w:lang w:val="it-IT"/>
+        </w:rPr>
+      </w:pPr>
+      <w:bookmarkStart w:id="40" w:name="_Toc204943780"/>
+      <w:r>
+        <w:rPr>
+          <w:lang w:val="it-IT"/>
+        </w:rPr>
+        <w:t>Appendice-Codice SQL Completo</w:t>
+      </w:r>
+      <w:bookmarkEnd w:id="40"/>
     </w:p>
     <w:sectPr>
       <w:pgSz w:w="11906" w:h="16838"/>
@@ -11494,7 +12350,7 @@
       </w:r>
     </w:p>
   </w:comment>
-  <w:comment w:id="12" w:author="Michela Manni" w:date="2025-07-29T14:25:00Z" w:initials="MM">
+  <w:comment w:id="8" w:author="Michela Manni" w:date="2025-08-01T12:10:00Z" w:initials="MM">
     <w:p>
       <w:pPr>
         <w:pStyle w:val="CommentText"/>
@@ -11506,11 +12362,43 @@
         <w:annotationRef/>
       </w:r>
       <w:r>
+        <w:t>Nelle slide consiglia di farlo sempre</w:t>
+      </w:r>
+    </w:p>
+  </w:comment>
+  <w:comment w:id="11" w:author="Michela Manni" w:date="2025-08-01T11:59:00Z" w:initials="MM">
+    <w:p>
+      <w:pPr>
+        <w:pStyle w:val="CommentText"/>
+      </w:pPr>
+      <w:r>
+        <w:rPr>
+          <w:rStyle w:val="CommentReference"/>
+        </w:rPr>
+        <w:annotationRef/>
+      </w:r>
+      <w:r>
+        <w:t>Aggiungere per ogni operazione la tipologia delle operazioni (interactive/batch) e la frequenza?</w:t>
+      </w:r>
+    </w:p>
+  </w:comment>
+  <w:comment w:id="15" w:author="Michela Manni" w:date="2025-07-29T14:25:00Z" w:initials="MM">
+    <w:p>
+      <w:pPr>
+        <w:pStyle w:val="CommentText"/>
+      </w:pPr>
+      <w:r>
+        <w:rPr>
+          <w:rStyle w:val="CommentReference"/>
+        </w:rPr>
+        <w:annotationRef/>
+      </w:r>
+      <w:r>
         <w:t>Il volume stimato medio dovrebbero essere delle stime statistiche, stimano le dimensioni delle tabelle. Sono state messe un po’ casualmente da rivedere e modificare</w:t>
       </w:r>
     </w:p>
   </w:comment>
-  <w:comment w:id="15" w:author="Michela Manni" w:date="2025-07-29T14:23:00Z" w:initials="MM">
+  <w:comment w:id="14" w:author="Michela Manni" w:date="2025-08-01T12:02:00Z" w:initials="MM">
     <w:p>
       <w:pPr>
         <w:pStyle w:val="CommentText"/>
@@ -11522,11 +12410,27 @@
         <w:annotationRef/>
       </w:r>
       <w:r>
+        <w:t>Si può aggiungere colonna “Tipo”: E per entità, R per Relazioni</w:t>
+      </w:r>
+    </w:p>
+  </w:comment>
+  <w:comment w:id="18" w:author="Michela Manni" w:date="2025-07-29T14:23:00Z" w:initials="MM">
+    <w:p>
+      <w:pPr>
+        <w:pStyle w:val="CommentText"/>
+      </w:pPr>
+      <w:r>
+        <w:rPr>
+          <w:rStyle w:val="CommentReference"/>
+        </w:rPr>
+        <w:annotationRef/>
+      </w:r>
+      <w:r>
         <w:t>Aggiungere colonna sinonimi e collegamenti?</w:t>
       </w:r>
     </w:p>
   </w:comment>
-  <w:comment w:id="20" w:author="Michela Manni" w:date="2025-07-29T19:26:00Z" w:initials="MM">
+  <w:comment w:id="23" w:author="Michela Manni" w:date="2025-07-29T19:26:00Z" w:initials="MM">
     <w:p>
       <w:pPr>
         <w:pStyle w:val="CommentText"/>
@@ -11553,7 +12457,7 @@
       </w:r>
     </w:p>
   </w:comment>
-  <w:comment w:id="28" w:author="Michela Manni" w:date="2025-07-29T21:19:00Z" w:initials="MM">
+  <w:comment w:id="31" w:author="Michela Manni" w:date="2025-07-29T21:19:00Z" w:initials="MM">
     <w:p>
       <w:pPr>
         <w:pStyle w:val="CommentText"/>
@@ -11569,7 +12473,7 @@
       </w:r>
     </w:p>
   </w:comment>
-  <w:comment w:id="30" w:author="Michela Manni" w:date="2025-07-29T21:25:00Z" w:initials="MM">
+  <w:comment w:id="33" w:author="Michela Manni" w:date="2025-07-29T21:25:00Z" w:initials="MM">
     <w:p>
       <w:pPr>
         <w:pStyle w:val="CommentText"/>
@@ -11581,11 +12485,11 @@
         <w:annotationRef/>
       </w:r>
       <w:r>
-        <w:t>Da prendere solo come base perché non so le formule e non so fare il calcolo, fatto con Chat da riguardare</w:t>
+        <w:t>Da prendere solo come base perché non so le formule e non so fare il calcolo, fatto con Chat da riguardare usando formula del prof</w:t>
       </w:r>
     </w:p>
   </w:comment>
-  <w:comment w:id="34" w:author="Michela Manni" w:date="2025-07-30T02:06:00Z" w:initials="MM">
+  <w:comment w:id="37" w:author="Michela Manni" w:date="2025-07-30T02:06:00Z" w:initials="MM">
     <w:p>
       <w:pPr>
         <w:pStyle w:val="CommentText"/>
@@ -11598,6 +12502,22 @@
       </w:r>
       <w:r>
         <w:t>Visto che non è stata fatta la normalizzazione questa parte si può togliere nella relazione finale, ma comunque ci serve per studiarcela nel caso ci faccia domande su questo all’orale. Nel caso si decida di tenerla anche per la relazione finale è da controllare e scrivere meglio</w:t>
+      </w:r>
+    </w:p>
+  </w:comment>
+  <w:comment w:id="39" w:author="Michela Manni" w:date="2025-07-31T19:05:00Z" w:initials="MM">
+    <w:p>
+      <w:pPr>
+        <w:pStyle w:val="CommentText"/>
+      </w:pPr>
+      <w:r>
+        <w:rPr>
+          <w:rStyle w:val="CommentReference"/>
+        </w:rPr>
+        <w:annotationRef/>
+      </w:r>
+      <w:r>
+        <w:t>Da rivedere. Aggiungere magari anche screen applicativo</w:t>
       </w:r>
     </w:p>
   </w:comment>
@@ -11608,12 +12528,16 @@
 <w15:commentsEx xmlns:wpc="http://schemas.microsoft.com/office/word/2010/wordprocessingCanvas" xmlns:cx="http://schemas.microsoft.com/office/drawing/2014/chartex" xmlns:cx1="http://schemas.microsoft.com/office/drawing/2015/9/8/chartex" xmlns:cx2="http://schemas.microsoft.com/office/drawing/2015/10/21/chartex" xmlns:cx3="http://schemas.microsoft.com/office/drawing/2016/5/9/chartex" xmlns:cx4="http://schemas.microsoft.com/office/drawing/2016/5/10/chartex" xmlns:cx5="http://schemas.microsoft.com/office/drawing/2016/5/11/chartex" xmlns:cx6="http://schemas.microsoft.com/office/drawing/2016/5/12/chartex" xmlns:cx7="http://schemas.microsoft.com/office/drawing/2016/5/13/chartex" xmlns:cx8="http://schemas.microsoft.com/office/drawing/2016/5/14/chartex" xmlns:mc="http://schemas.openxmlformats.org/markup-compatibility/2006" xmlns:aink="http://schemas.microsoft.com/office/drawing/2016/ink" xmlns:am3d="http://schemas.microsoft.com/office/drawing/2017/model3d" xmlns:o="urn:schemas-microsoft-com:office:office" xmlns:oel="http://schemas.microsoft.com/office/2019/extlst" xmlns:r="http://schemas.openxmlformats.org/officeDocument/2006/relationships" xmlns:m="http://schemas.openxmlformats.org/officeDocument/2006/math" xmlns:v="urn:schemas-microsoft-com:vml" xmlns:wp14="http://schemas.microsoft.com/office/word/2010/wordprocessingDrawing" xmlns:wp="http://schemas.openxmlformats.org/drawingml/2006/wordprocessingDrawing" xmlns:w10="urn:schemas-microsoft-com:office:word" xmlns:w="http://schemas.openxmlformats.org/wordprocessingml/2006/main" xmlns:w14="http://schemas.microsoft.com/office/word/2010/wordml" xmlns:w15="http://schemas.microsoft.com/office/word/2012/wordml" xmlns:w16cex="http://schemas.microsoft.com/office/word/2018/wordml/cex" xmlns:w16cid="http://schemas.microsoft.com/office/word/2016/wordml/cid" xmlns:w16="http://schemas.microsoft.com/office/word/2018/wordml" xmlns:w16du="http://schemas.microsoft.com/office/word/2023/wordml/word16du" xmlns:w16sdtdh="http://schemas.microsoft.com/office/word/2020/wordml/sdtdatahash" xmlns:w16sdtfl="http://schemas.microsoft.com/office/word/2024/wordml/sdtformatlock" xmlns:w16se="http://schemas.microsoft.com/office/word/2015/wordml/symex" xmlns:wpg="http://schemas.microsoft.com/office/word/2010/wordprocessingGroup" xmlns:wpi="http://schemas.microsoft.com/office/word/2010/wordprocessingInk" xmlns:wne="http://schemas.microsoft.com/office/word/2006/wordml" xmlns:wps="http://schemas.microsoft.com/office/word/2010/wordprocessingShape" mc:Ignorable="w14 w15 w16se w16cid w16 w16cex w16sdtdh w16sdtfl w16du wp14">
   <w15:commentEx w15:paraId="02035007" w15:done="0"/>
   <w15:commentEx w15:paraId="197475FC" w15:done="0"/>
+  <w15:commentEx w15:paraId="1396B49B" w15:done="0"/>
+  <w15:commentEx w15:paraId="389D1F46" w15:done="0"/>
   <w15:commentEx w15:paraId="5353AA64" w15:done="0"/>
+  <w15:commentEx w15:paraId="7C1A9EC2" w15:done="0"/>
   <w15:commentEx w15:paraId="059E8FBF" w15:done="0"/>
   <w15:commentEx w15:paraId="74AC4577" w15:done="0"/>
   <w15:commentEx w15:paraId="5C5CFF2A" w15:done="0"/>
   <w15:commentEx w15:paraId="1C5F72A5" w15:done="0"/>
   <w15:commentEx w15:paraId="512896AF" w15:done="0"/>
+  <w15:commentEx w15:paraId="7712A55B" w15:done="0"/>
 </w15:commentsEx>
 </file>
 
@@ -11621,12 +12545,16 @@
 <w16cex:commentsExtensible xmlns:wpc="http://schemas.microsoft.com/office/word/2010/wordprocessingCanvas" xmlns:cx="http://schemas.microsoft.com/office/drawing/2014/chartex" xmlns:cx1="http://schemas.microsoft.com/office/drawing/2015/9/8/chartex" xmlns:cx2="http://schemas.microsoft.com/office/drawing/2015/10/21/chartex" xmlns:cx3="http://schemas.microsoft.com/office/drawing/2016/5/9/chartex" xmlns:cx4="http://schemas.microsoft.com/office/drawing/2016/5/10/chartex" xmlns:cx5="http://schemas.microsoft.com/office/drawing/2016/5/11/chartex" xmlns:cx6="http://schemas.microsoft.com/office/drawing/2016/5/12/chartex" xmlns:cx7="http://schemas.microsoft.com/office/drawing/2016/5/13/chartex" xmlns:cx8="http://schemas.microsoft.com/office/drawing/2016/5/14/chartex" xmlns:cr="http://schemas.microsoft.com/office/comments/2020/reactions" xmlns:mc="http://schemas.openxmlformats.org/markup-compatibility/2006" xmlns:aink="http://schemas.microsoft.com/office/drawing/2016/ink" xmlns:am3d="http://schemas.microsoft.com/office/drawing/2017/model3d" xmlns:o="urn:schemas-microsoft-com:office:office" xmlns:oel="http://schemas.microsoft.com/office/2019/extlst" xmlns:r="http://schemas.openxmlformats.org/officeDocument/2006/relationships" xmlns:m="http://schemas.openxmlformats.org/officeDocument/2006/math" xmlns:v="urn:schemas-microsoft-com:vml" xmlns:wp14="http://schemas.microsoft.com/office/word/2010/wordprocessingDrawing" xmlns:wp="http://schemas.openxmlformats.org/drawingml/2006/wordprocessingDrawing" xmlns:w10="urn:schemas-microsoft-com:office:word" xmlns:w="http://schemas.openxmlformats.org/wordprocessingml/2006/main" xmlns:w14="http://schemas.microsoft.com/office/word/2010/wordml" xmlns:w15="http://schemas.microsoft.com/office/word/2012/wordml" xmlns:w16cex="http://schemas.microsoft.com/office/word/2018/wordml/cex" xmlns:w16cid="http://schemas.microsoft.com/office/word/2016/wordml/cid" xmlns:w16="http://schemas.microsoft.com/office/word/2018/wordml" xmlns:w16du="http://schemas.microsoft.com/office/word/2023/wordml/word16du" xmlns:w16sdtdh="http://schemas.microsoft.com/office/word/2020/wordml/sdtdatahash" xmlns:w16sdtfl="http://schemas.microsoft.com/office/word/2024/wordml/sdtformatlock" xmlns:w16se="http://schemas.microsoft.com/office/word/2015/wordml/symex" xmlns:wpg="http://schemas.microsoft.com/office/word/2010/wordprocessingGroup" xmlns:wpi="http://schemas.microsoft.com/office/word/2010/wordprocessingInk" xmlns:wne="http://schemas.microsoft.com/office/word/2006/wordml" xmlns:wps="http://schemas.microsoft.com/office/word/2010/wordprocessingShape" mc:Ignorable="w14 w15 w16se w16cid w16 w16cex w16sdtdh w16sdtfl cr w16du wp14">
   <w16cex:commentExtensible w16cex:durableId="7BB340FD" w16cex:dateUtc="2025-07-29T12:28:00Z"/>
   <w16cex:commentExtensible w16cex:durableId="45387D3E" w16cex:dateUtc="2025-07-29T19:08:00Z"/>
+  <w16cex:commentExtensible w16cex:durableId="6E986DAE" w16cex:dateUtc="2025-08-01T10:10:00Z"/>
+  <w16cex:commentExtensible w16cex:durableId="3DF2D562" w16cex:dateUtc="2025-08-01T09:59:00Z"/>
   <w16cex:commentExtensible w16cex:durableId="36741789" w16cex:dateUtc="2025-07-29T12:25:00Z"/>
+  <w16cex:commentExtensible w16cex:durableId="5A45DB79" w16cex:dateUtc="2025-08-01T10:02:00Z"/>
   <w16cex:commentExtensible w16cex:durableId="10814B1B" w16cex:dateUtc="2025-07-29T12:23:00Z"/>
   <w16cex:commentExtensible w16cex:durableId="79763D15" w16cex:dateUtc="2025-07-29T17:26:00Z"/>
   <w16cex:commentExtensible w16cex:durableId="0243714E" w16cex:dateUtc="2025-07-29T19:19:00Z"/>
   <w16cex:commentExtensible w16cex:durableId="7F8EAF1F" w16cex:dateUtc="2025-07-29T19:25:00Z"/>
   <w16cex:commentExtensible w16cex:durableId="0F3F5CEF" w16cex:dateUtc="2025-07-30T00:06:00Z"/>
+  <w16cex:commentExtensible w16cex:durableId="61DD2546" w16cex:dateUtc="2025-07-31T17:05:00Z"/>
 </w16cex:commentsExtensible>
 </file>
 
@@ -11634,12 +12562,16 @@
 <w16cid:commentsIds xmlns:wpc="http://schemas.microsoft.com/office/word/2010/wordprocessingCanvas" xmlns:cx="http://schemas.microsoft.com/office/drawing/2014/chartex" xmlns:cx1="http://schemas.microsoft.com/office/drawing/2015/9/8/chartex" xmlns:cx2="http://schemas.microsoft.com/office/drawing/2015/10/21/chartex" xmlns:cx3="http://schemas.microsoft.com/office/drawing/2016/5/9/chartex" xmlns:cx4="http://schemas.microsoft.com/office/drawing/2016/5/10/chartex" xmlns:cx5="http://schemas.microsoft.com/office/drawing/2016/5/11/chartex" xmlns:cx6="http://schemas.microsoft.com/office/drawing/2016/5/12/chartex" xmlns:cx7="http://schemas.microsoft.com/office/drawing/2016/5/13/chartex" xmlns:cx8="http://schemas.microsoft.com/office/drawing/2016/5/14/chartex" xmlns:mc="http://schemas.openxmlformats.org/markup-compatibility/2006" xmlns:aink="http://schemas.microsoft.com/office/drawing/2016/ink" xmlns:am3d="http://schemas.microsoft.com/office/drawing/2017/model3d" xmlns:o="urn:schemas-microsoft-com:office:office" xmlns:oel="http://schemas.microsoft.com/office/2019/extlst" xmlns:r="http://schemas.openxmlformats.org/officeDocument/2006/relationships" xmlns:m="http://schemas.openxmlformats.org/officeDocument/2006/math" xmlns:v="urn:schemas-microsoft-com:vml" xmlns:wp14="http://schemas.microsoft.com/office/word/2010/wordprocessingDrawing" xmlns:wp="http://schemas.openxmlformats.org/drawingml/2006/wordprocessingDrawing" xmlns:w10="urn:schemas-microsoft-com:office:word" xmlns:w="http://schemas.openxmlformats.org/wordprocessingml/2006/main" xmlns:w14="http://schemas.microsoft.com/office/word/2010/wordml" xmlns:w15="http://schemas.microsoft.com/office/word/2012/wordml" xmlns:w16cex="http://schemas.microsoft.com/office/word/2018/wordml/cex" xmlns:w16cid="http://schemas.microsoft.com/office/word/2016/wordml/cid" xmlns:w16="http://schemas.microsoft.com/office/word/2018/wordml" xmlns:w16du="http://schemas.microsoft.com/office/word/2023/wordml/word16du" xmlns:w16sdtdh="http://schemas.microsoft.com/office/word/2020/wordml/sdtdatahash" xmlns:w16sdtfl="http://schemas.microsoft.com/office/word/2024/wordml/sdtformatlock" xmlns:w16se="http://schemas.microsoft.com/office/word/2015/wordml/symex" xmlns:wpg="http://schemas.microsoft.com/office/word/2010/wordprocessingGroup" xmlns:wpi="http://schemas.microsoft.com/office/word/2010/wordprocessingInk" xmlns:wne="http://schemas.microsoft.com/office/word/2006/wordml" xmlns:wps="http://schemas.microsoft.com/office/word/2010/wordprocessingShape" mc:Ignorable="w14 w15 w16se w16cid w16 w16cex w16sdtdh w16sdtfl w16du wp14">
   <w16cid:commentId w16cid:paraId="02035007" w16cid:durableId="7BB340FD"/>
   <w16cid:commentId w16cid:paraId="197475FC" w16cid:durableId="45387D3E"/>
+  <w16cid:commentId w16cid:paraId="1396B49B" w16cid:durableId="6E986DAE"/>
+  <w16cid:commentId w16cid:paraId="389D1F46" w16cid:durableId="3DF2D562"/>
   <w16cid:commentId w16cid:paraId="5353AA64" w16cid:durableId="36741789"/>
+  <w16cid:commentId w16cid:paraId="7C1A9EC2" w16cid:durableId="5A45DB79"/>
   <w16cid:commentId w16cid:paraId="059E8FBF" w16cid:durableId="10814B1B"/>
   <w16cid:commentId w16cid:paraId="74AC4577" w16cid:durableId="79763D15"/>
   <w16cid:commentId w16cid:paraId="5C5CFF2A" w16cid:durableId="0243714E"/>
   <w16cid:commentId w16cid:paraId="1C5F72A5" w16cid:durableId="7F8EAF1F"/>
   <w16cid:commentId w16cid:paraId="512896AF" w16cid:durableId="0F3F5CEF"/>
+  <w16cid:commentId w16cid:paraId="7712A55B" w16cid:durableId="61DD2546"/>
 </w16cid:commentsIds>
 </file>
 
